--- a/docs/verification-architecture-v2.docx
+++ b/docs/verification-architecture-v2.docx
@@ -3044,6 +3044,770 @@
       </w:r>
       <w:r>
         <w:t xml:space="preserve">, not after — because AI evaluation is probabilistic and needs a regression guard from day one.</w:t>
+      </w:r>
+    </w:p>
+    <w:p>
+      <w:pPr>
+        <w:pStyle w:val="Heading1"/>
+        <w:spacing w:after="120" w:before="280"/>
+      </w:pPr>
+      <w:r>
+        <w:t xml:space="preserve">3D. The Fact-Tag Architecture (supersedes per-rule AI evaluation)</w:t>
+      </w:r>
+    </w:p>
+    <w:p>
+      <w:pPr>
+        <w:spacing w:after="120" w:line="276"/>
+      </w:pPr>
+      <w:r>
+        <w:t xml:space="preserve">A bug in the first AS-1 spec (a hardcoded direction==“credit” filter that silently dropped ambiguously-labelled deposits) proved a deeper point: </w:t>
+      </w:r>
+      <w:r>
+        <w:rPr>
+          <w:b/>
+          <w:bCs/>
+        </w:rPr>
+        <w:t xml:space="preserve">deterministic string-matching on raw, messy data fails systematically and invisibly on the cases no one enumerated.</w:t>
+      </w:r>
+      <w:r>
+        <w:t xml:space="preserve"> The resolution reshapes Stage 2 around a single principle.</w:t>
+      </w:r>
+    </w:p>
+    <w:p>
+      <w:pPr>
+        <w:spacing w:after="60" w:before="120"/>
+      </w:pPr>
+      <w:r>
+        <w:rPr>
+          <w:b/>
+          <w:bCs/>
+          <w:color w:val="1D4E89"/>
+          <w:sz w:val="24"/>
+          <w:szCs w:val="24"/>
+        </w:rPr>
+        <w:t xml:space="preserve">The principle</w:t>
+      </w:r>
+    </w:p>
+    <w:p>
+      <w:pPr>
+        <w:spacing w:after="120" w:line="276"/>
+      </w:pPr>
+      <w:r>
+        <w:t xml:space="preserve">AI turns messy reality into clean, structured FACT-TAGS; deterministic code QUERIES those tags and does arithmetic. Deterministic is only reliable on data AI has already structured — so make the snapshot so well-structured that deterministic code can just read it and be correct. Crucially: </w:t>
+      </w:r>
+      <w:r>
+        <w:rPr>
+          <w:b/>
+          <w:bCs/>
+        </w:rPr>
+        <w:t xml:space="preserve">AI tags the FACTS (txn.is_money_in, amount, has_identified_source), NOT the CONCLUSIONS (is_large_deposit).</w:t>
+      </w:r>
+      <w:r>
+        <w:t xml:space="preserve"> The conclusion is derived by deterministic code from the fact-tags plus the spec’s Priya-validated threshold. This resolves the AI-vs-deterministic tension: it is BOTH, in sequence — AI makes the data safe for determinism.</w:t>
+      </w:r>
+    </w:p>
+    <w:p>
+      <w:pPr>
+        <w:spacing w:after="120" w:line="276"/>
+      </w:pPr>
+      <w:r>
+        <w:t xml:space="preserve">The error profiles are not equivalent, which is why this is correct: deterministic-on-raw-data fails </w:t>
+      </w:r>
+      <w:r>
+        <w:rPr>
+          <w:b/>
+          <w:bCs/>
+        </w:rPr>
+        <w:t xml:space="preserve">systematically, silently, and totally</w:t>
+      </w:r>
+      <w:r>
+        <w:t xml:space="preserve"> on unanticipated cases; AI fails </w:t>
+      </w:r>
+      <w:r>
+        <w:rPr>
+          <w:b/>
+          <w:bCs/>
+        </w:rPr>
+        <w:t xml:space="preserve">occasionally, visibly, and scattered</w:t>
+      </w:r>
+      <w:r>
+        <w:t xml:space="preserve">, and it GENERALISES to inputs no one enumerated. For a system that must not miss what the underwriter will catch, visible-and-scattered is survivable; silent-and-total is not.</w:t>
+      </w:r>
+    </w:p>
+    <w:p>
+      <w:pPr>
+        <w:spacing w:after="60" w:before="120"/>
+      </w:pPr>
+      <w:r>
+        <w:rPr>
+          <w:b/>
+          <w:bCs/>
+          <w:color w:val="1D4E89"/>
+          <w:sz w:val="24"/>
+          <w:szCs w:val="24"/>
+        </w:rPr>
+        <w:t xml:space="preserve">Snapshot shape — one artifact, two layers</w:t>
+      </w:r>
+    </w:p>
+    <w:p>
+      <w:pPr>
+        <w:spacing w:after="120" w:line="276"/>
+      </w:pPr>
+      <w:r>
+        <w:t xml:space="preserve">The snapshot is ONE frozen artifact with a </w:t>
+      </w:r>
+      <w:r>
+        <w:rPr>
+          <w:b/>
+          <w:bCs/>
+        </w:rPr>
+        <w:t xml:space="preserve">raw layer</w:t>
+      </w:r>
+      <w:r>
+        <w:t xml:space="preserve"> (exactly what Stage 1 builds — MISMO facts, documents, transactions, calculations; unchanged, now the substrate) and a </w:t>
+      </w:r>
+      <w:r>
+        <w:rPr>
+          <w:b/>
+          <w:bCs/>
+        </w:rPr>
+        <w:t xml:space="preserve">tags layer</w:t>
+      </w:r>
+      <w:r>
+        <w:t xml:space="preserve"> (the new AI-structuring layer produced OVER raw, every tag citing raw facts in source_facts). Stage 1 is not scrapped; it becomes the raw layer. Every tag is a uniform honest object:</w:t>
+      </w:r>
+    </w:p>
+    <w:tbl>
+      <w:tblPr>
+        <w:tblW w:type="dxa" w:w="9360"/>
+        <w:tblBorders>
+          <w:top w:val="single" w:color="CCCCCC" w:sz="2"/>
+          <w:left w:val="single" w:color="CCCCCC" w:sz="2"/>
+          <w:bottom w:val="single" w:color="CCCCCC" w:sz="2"/>
+          <w:right w:val="single" w:color="CCCCCC" w:sz="2"/>
+          <w:insideH w:val="none"/>
+          <w:insideV w:val="none"/>
+        </w:tblBorders>
+      </w:tblPr>
+      <w:tblGrid>
+        <w:gridCol w:w="9360"/>
+      </w:tblGrid>
+      <w:tr>
+        <w:tc>
+          <w:tcPr>
+            <w:tcW w:type="dxa" w:w="9360"/>
+            <w:shd w:fill="F4F4F2" w:val="clear"/>
+            <w:tcMar>
+              <w:top w:type="dxa" w:w="100"/>
+              <w:left w:type="dxa" w:w="140"/>
+              <w:bottom w:type="dxa" w:w="100"/>
+              <w:right w:type="dxa" w:w="140"/>
+            </w:tcMar>
+          </w:tcPr>
+          <w:p>
+            <w:pPr>
+              <w:spacing w:after="0" w:line="240"/>
+            </w:pPr>
+            <w:r>
+              <w:rPr>
+                <w:rFonts w:ascii="Consolas" w:cs="Consolas" w:eastAsia="Consolas" w:hAnsi="Consolas"/>
+                <w:sz w:val="16"/>
+                <w:szCs w:val="16"/>
+              </w:rPr>
+              <w:t xml:space="preserve">{ "value": "no",                 // domain ALWAYS includes "unknown"; never fabricated</w:t>
+            </w:r>
+          </w:p>
+          <w:p>
+            <w:pPr>
+              <w:spacing w:after="0" w:line="240"/>
+            </w:pPr>
+            <w:r>
+              <w:rPr>
+                <w:rFonts w:ascii="Consolas" w:cs="Consolas" w:eastAsia="Consolas" w:hAnsi="Consolas"/>
+                <w:sz w:val="16"/>
+                <w:szCs w:val="16"/>
+              </w:rPr>
+              <w:t xml:space="preserve">  "confidence": 0.62,             // nullable; null for parsed, number for AI, never invented</w:t>
+            </w:r>
+          </w:p>
+          <w:p>
+            <w:pPr>
+              <w:spacing w:after="0" w:line="240"/>
+            </w:pPr>
+            <w:r>
+              <w:rPr>
+                <w:rFonts w:ascii="Consolas" w:cs="Consolas" w:eastAsia="Consolas" w:hAnsi="Consolas"/>
+                <w:sz w:val="16"/>
+                <w:szCs w:val="16"/>
+              </w:rPr>
+              <w:t xml:space="preserve">  "reasoning": "no matching payroll or own-account transfer within window",</w:t>
+            </w:r>
+          </w:p>
+          <w:p>
+            <w:pPr>
+              <w:spacing w:after="0" w:line="240"/>
+            </w:pPr>
+            <w:r>
+              <w:rPr>
+                <w:rFonts w:ascii="Consolas" w:cs="Consolas" w:eastAsia="Consolas" w:hAnsi="Consolas"/>
+                <w:sz w:val="16"/>
+                <w:szCs w:val="16"/>
+              </w:rPr>
+              <w:t xml:space="preserve">  "source_facts": ["txn_002"],    // STABLE content-ids into the raw layer (never array position)</w:t>
+            </w:r>
+          </w:p>
+          <w:p>
+            <w:pPr>
+              <w:spacing w:after="0" w:line="240"/>
+            </w:pPr>
+            <w:r>
+              <w:rPr>
+                <w:rFonts w:ascii="Consolas" w:cs="Consolas" w:eastAsia="Consolas" w:hAnsi="Consolas"/>
+                <w:sz w:val="16"/>
+                <w:szCs w:val="16"/>
+              </w:rPr>
+              <w:t xml:space="preserve">  "produced_by": "ai",           // parsed | ai | derived | spec</w:t>
+            </w:r>
+          </w:p>
+          <w:p>
+            <w:pPr>
+              <w:spacing w:after="0" w:line="240"/>
+            </w:pPr>
+            <w:r>
+              <w:rPr>
+                <w:rFonts w:ascii="Consolas" w:cs="Consolas" w:eastAsia="Consolas" w:hAnsi="Consolas"/>
+                <w:sz w:val="16"/>
+                <w:szCs w:val="16"/>
+              </w:rPr>
+              <w:t xml:space="preserve">  "tag_role": "structural_fact", // structural_fact (many rules) | rule_judgment (one rule)</w:t>
+            </w:r>
+          </w:p>
+          <w:p>
+            <w:pPr>
+              <w:spacing w:after="0" w:line="240"/>
+            </w:pPr>
+            <w:r>
+              <w:rPr>
+                <w:rFonts w:ascii="Consolas" w:cs="Consolas" w:eastAsia="Consolas" w:hAnsi="Consolas"/>
+                <w:sz w:val="16"/>
+                <w:szCs w:val="16"/>
+              </w:rPr>
+              <w:t xml:space="preserve">  "tag_version": 1,              // additive-only vocabulary version</w:t>
+            </w:r>
+          </w:p>
+          <w:p>
+            <w:pPr>
+              <w:spacing w:after="0" w:line="240"/>
+            </w:pPr>
+            <w:r>
+              <w:rPr>
+                <w:rFonts w:ascii="Consolas" w:cs="Consolas" w:eastAsia="Consolas" w:hAnsi="Consolas"/>
+                <w:sz w:val="16"/>
+                <w:szCs w:val="16"/>
+              </w:rPr>
+              <w:t xml:space="preserve">  "stage": "B" }                 // A = per-entity atomic; B = cross-entity correlation</w:t>
+            </w:r>
+          </w:p>
+        </w:tc>
+      </w:tr>
+    </w:tbl>
+    <w:p>
+      <w:pPr>
+        <w:spacing w:after="120" w:line="276"/>
+      </w:pPr>
+      <w:r>
+        <w:t xml:space="preserve">Entities (transactions, liabilities, income, properties…) are lists of instances, each carrying its tags. The 6 calculators (DTI, LTV, CLTV/HCLTV, MI, reserves, cash-to-close) are stored as structured tags: value + a breakdown where EACH line carries source (stated/extracted/computed/manual) and from_tag (the fact-tag that produced it) — so deterministic code sees not just the number but HOW it was built and can trace every line to a tag with its confidence.</w:t>
+      </w:r>
+    </w:p>
+    <w:p>
+      <w:pPr>
+        <w:spacing w:after="60" w:before="120"/>
+      </w:pPr>
+      <w:r>
+        <w:rPr>
+          <w:b/>
+          <w:bCs/>
+          <w:color w:val="1D4E89"/>
+          <w:sz w:val="24"/>
+          <w:szCs w:val="24"/>
+        </w:rPr>
+        <w:t xml:space="preserve">Staged production; correlation via candidate-then-judge</w:t>
+      </w:r>
+    </w:p>
+    <w:p>
+      <w:pPr>
+        <w:pStyle w:val="ListParagraph"/>
+        <w:numPr>
+          <w:ilvl w:val="0"/>
+          <w:numId w:val="1"/>
+        </w:numPr>
+        <w:spacing w:after="60" w:line="264"/>
+      </w:pPr>
+      <w:r>
+        <w:rPr>
+          <w:b/>
+          <w:bCs/>
+        </w:rPr>
+        <w:t xml:space="preserve">Stage A — per-entity atomic tags</w:t>
+      </w:r>
+      <w:r>
+        <w:t xml:space="preserve"> (is_money_in, amount, apparent_category) produced from a single entity’s raw facts.</w:t>
+      </w:r>
+    </w:p>
+    <w:p>
+      <w:pPr>
+        <w:pStyle w:val="ListParagraph"/>
+        <w:numPr>
+          <w:ilvl w:val="0"/>
+          <w:numId w:val="1"/>
+        </w:numPr>
+        <w:spacing w:after="60" w:line="264"/>
+      </w:pPr>
+      <w:r>
+        <w:rPr>
+          <w:b/>
+          <w:bCs/>
+        </w:rPr>
+        <w:t xml:space="preserve">Stage B — cross-entity correlation tags</w:t>
+      </w:r>
+      <w:r>
+        <w:t xml:space="preserve"> (has_identified_source, is_retained_reo, liab.in_application, identity consistency). These ARE the cross-source findings, promoted to first-class structured tags. Production follows the tag DEPENDENCY DAG (each tag declares depends_on); a tag is never produced before its inputs exist, and confidence propagates along the DAG (a tag is never more confident than its shakiest input).</w:t>
+      </w:r>
+    </w:p>
+    <w:p>
+      <w:pPr>
+        <w:spacing w:after="120" w:line="276"/>
+      </w:pPr>
+      <w:r>
+        <w:t xml:space="preserve">Correlation tags scale by </w:t>
+      </w:r>
+      <w:r>
+        <w:rPr>
+          <w:b/>
+          <w:bCs/>
+        </w:rPr>
+        <w:t xml:space="preserve">deterministic candidate-search + AI judgment</w:t>
+      </w:r>
+      <w:r>
+        <w:t xml:space="preserve">: to source a deposit, deterministic code finds candidate matches (transactions of similar amount/date across accounts — mechanical, scales to any file size), then the AI judges whether a candidate is a genuine source on a SMALL set. The AI never searches the whole file; it only judges. Same bookend philosophy — code does the mechanical search, AI does the meaning.</w:t>
+      </w:r>
+    </w:p>
+    <w:p>
+      <w:pPr>
+        <w:spacing w:after="60" w:before="120"/>
+      </w:pPr>
+      <w:r>
+        <w:rPr>
+          <w:b/>
+          <w:bCs/>
+          <w:color w:val="1D4E89"/>
+          <w:sz w:val="24"/>
+          <w:szCs w:val="24"/>
+        </w:rPr>
+        <w:t xml:space="preserve">The armor (why a wrong tag can’t become a silent false-green)</w:t>
+      </w:r>
+    </w:p>
+    <w:p>
+      <w:pPr>
+        <w:pStyle w:val="ListParagraph"/>
+        <w:numPr>
+          <w:ilvl w:val="0"/>
+          <w:numId w:val="1"/>
+        </w:numPr>
+        <w:spacing w:after="60" w:line="264"/>
+      </w:pPr>
+      <w:r>
+        <w:rPr>
+          <w:b/>
+          <w:bCs/>
+        </w:rPr>
+        <w:t xml:space="preserve">Provenance propagates tag → finding.</w:t>
+      </w:r>
+      <w:r>
+        <w:t xml:space="preserve"> Every finding carries the load-bearing tags it relied on, WITH their reasoning + confidence inline — so the human reviewing the finding sees the tag’s reasoning. A finding never cites a bare number.</w:t>
+      </w:r>
+    </w:p>
+    <w:p>
+      <w:pPr>
+        <w:pStyle w:val="ListParagraph"/>
+        <w:numPr>
+          <w:ilvl w:val="0"/>
+          <w:numId w:val="1"/>
+        </w:numPr>
+        <w:spacing w:after="60" w:line="264"/>
+      </w:pPr>
+      <w:r>
+        <w:rPr>
+          <w:b/>
+          <w:bCs/>
+        </w:rPr>
+        <w:t xml:space="preserve">Confidence gates the verdict.</w:t>
+      </w:r>
+      <w:r>
+        <w:t xml:space="preserve"> verdict_confidence = min(load-bearing tag confidence). A low-confidence or unknown load-bearing tag CANNOT yield a confident “satisfied” — it degrades to couldnt_check / needs_review. Uncertainty propagates instead of being flattened.</w:t>
+      </w:r>
+    </w:p>
+    <w:p>
+      <w:pPr>
+        <w:pStyle w:val="ListParagraph"/>
+        <w:numPr>
+          <w:ilvl w:val="0"/>
+          <w:numId w:val="1"/>
+        </w:numPr>
+        <w:spacing w:after="60" w:line="264"/>
+      </w:pPr>
+      <w:r>
+        <w:rPr>
+          <w:b/>
+          <w:bCs/>
+        </w:rPr>
+        <w:t xml:space="preserve">Fail-closed.</w:t>
+      </w:r>
+      <w:r>
+        <w:t xml:space="preserve"> Every degradation path — unknown tag, below-confidence tag, contradiction, failed tag production, unclassified document — routes to couldnt_check / needs_review / discovery, NEVER to a silent satisfied. A file reaches “satisfied” only by EARNING it: present, high-confidence, non-contradictory tags. The default is doubt.</w:t>
+      </w:r>
+    </w:p>
+    <w:p>
+      <w:pPr>
+        <w:pStyle w:val="ListParagraph"/>
+        <w:numPr>
+          <w:ilvl w:val="0"/>
+          <w:numId w:val="1"/>
+        </w:numPr>
+        <w:spacing w:after="60" w:line="264"/>
+      </w:pPr>
+      <w:r>
+        <w:rPr>
+          <w:b/>
+          <w:bCs/>
+        </w:rPr>
+        <w:t xml:space="preserve">Tag-level eval + contradiction audit.</w:t>
+      </w:r>
+      <w:r>
+        <w:t xml:space="preserve"> Golden labels on the TAGS themselves (not just findings), so a systematically-wrong tag is caught upstream. Deterministic cross-checks (statement balance reconciles to transaction sum; retained_pitia present ⇔ is_retained_reo=yes) flag AI incoherence.</w:t>
+      </w:r>
+    </w:p>
+    <w:p>
+      <w:pPr>
+        <w:pStyle w:val="ListParagraph"/>
+        <w:numPr>
+          <w:ilvl w:val="0"/>
+          <w:numId w:val="1"/>
+        </w:numPr>
+        <w:spacing w:after="60" w:line="264"/>
+      </w:pPr>
+      <w:r>
+        <w:rPr>
+          <w:b/>
+          <w:bCs/>
+        </w:rPr>
+        <w:t xml:space="preserve">Frozen once; reproducible.</w:t>
+      </w:r>
+      <w:r>
+        <w:t xml:space="preserve"> Tags are produced once and frozen into the snapshot, NEVER re-derived on load (loading reads stored tags, it does not re-run the AI). The snapshot records the model + tag-vocabulary version that produced its tags — separating frozen historical truth from re-analyse-with-today’s-model.</w:t>
+      </w:r>
+    </w:p>
+    <w:p>
+      <w:pPr>
+        <w:spacing w:after="60" w:before="120"/>
+      </w:pPr>
+      <w:r>
+        <w:rPr>
+          <w:b/>
+          <w:bCs/>
+          <w:color w:val="1D4E89"/>
+          <w:sz w:val="24"/>
+          <w:szCs w:val="24"/>
+        </w:rPr>
+        <w:t xml:space="preserve">Edge cases resolved (the hardening review)</w:t>
+      </w:r>
+    </w:p>
+    <w:p>
+      <w:pPr>
+        <w:pStyle w:val="ListParagraph"/>
+        <w:numPr>
+          <w:ilvl w:val="0"/>
+          <w:numId w:val="1"/>
+        </w:numPr>
+        <w:spacing w:after="60" w:line="264"/>
+      </w:pPr>
+      <w:r>
+        <w:rPr>
+          <w:b/>
+          <w:bCs/>
+        </w:rPr>
+        <w:t xml:space="preserve">Absent tag ≠ unknown tag.</w:t>
+      </w:r>
+      <w:r>
+        <w:t xml:space="preserve"> Most real couldn’t-checks come from ABSENT documents (no appraisal/credit report/binder). Each rule DECLARES its required tags; the engine checks they exist and are non-unknown before evaluating. A required tag that is absent → couldn’t-check (“no appraisal in file”), exactly like unknown. A rule must never read an absent tag as false/zero.</w:t>
+      </w:r>
+    </w:p>
+    <w:p>
+      <w:pPr>
+        <w:pStyle w:val="ListParagraph"/>
+        <w:numPr>
+          <w:ilvl w:val="0"/>
+          <w:numId w:val="1"/>
+        </w:numPr>
+        <w:spacing w:after="60" w:line="264"/>
+      </w:pPr>
+      <w:r>
+        <w:rPr>
+          <w:b/>
+          <w:bCs/>
+        </w:rPr>
+        <w:t xml:space="preserve">Tags bound to a raw-layer version; content-id references.</w:t>
+      </w:r>
+      <w:r>
+        <w:t xml:space="preserve"> source_facts reference raw facts by STABLE content-id, never array position. A tag’s cache key includes the fingerprint of the raw facts it depends on — if any cited raw fact changed, the tag is invalidated and re-produced. Prevents stale tags citing shifted raw facts.</w:t>
+      </w:r>
+    </w:p>
+    <w:p>
+      <w:pPr>
+        <w:pStyle w:val="ListParagraph"/>
+        <w:numPr>
+          <w:ilvl w:val="0"/>
+          <w:numId w:val="1"/>
+        </w:numPr>
+        <w:spacing w:after="60" w:line="264"/>
+      </w:pPr>
+      <w:r>
+        <w:rPr>
+          <w:b/>
+          <w:bCs/>
+        </w:rPr>
+        <w:t xml:space="preserve">Source conflicts surface as findings.</w:t>
+      </w:r>
+      <w:r>
+        <w:t xml:space="preserve"> When sources disagree (paystub vs W-2 vs stated income), the AI does NOT silently pick — the tag carries the conflict (chosen value + reasoning + conflicting_sources + a conflict signal), and a deterministic rule (IN-1 / consistency) fires a normal “reconcile inconsistent sources” finding. The conflict flows through the pipeline as a fact → rule → finding, not an invisible internal resolution.</w:t>
+      </w:r>
+    </w:p>
+    <w:p>
+      <w:pPr>
+        <w:pStyle w:val="ListParagraph"/>
+        <w:numPr>
+          <w:ilvl w:val="0"/>
+          <w:numId w:val="1"/>
+        </w:numPr>
+        <w:spacing w:after="60" w:line="264"/>
+      </w:pPr>
+      <w:r>
+        <w:rPr>
+          <w:b/>
+          <w:bCs/>
+        </w:rPr>
+        <w:t xml:space="preserve">AI-at-rule-time rules get first-class safety.</w:t>
+      </w:r>
+      <w:r>
+        <w:t xml:space="preserve"> The ~36 genuine-judgment rules (occupancy reasonableness, altered documents, appraisal condition, fraud) are the highest-stakes and get the LEAST tag armor — so they require MANDATORY human ratification (not optional), are confidence-gated (a low-confidence fraud judgment escalates), and reason over structured TAGS (not raw documents) so they stay consistent and reviewable.</w:t>
+      </w:r>
+    </w:p>
+    <w:p>
+      <w:pPr>
+        <w:pStyle w:val="ListParagraph"/>
+        <w:numPr>
+          <w:ilvl w:val="0"/>
+          <w:numId w:val="1"/>
+        </w:numPr>
+        <w:spacing w:after="60" w:line="264"/>
+      </w:pPr>
+      <w:r>
+        <w:rPr>
+          <w:b/>
+          <w:bCs/>
+        </w:rPr>
+        <w:t xml:space="preserve">Partial-snapshot semantics.</w:t>
+      </w:r>
+      <w:r>
+        <w:t xml:space="preserve"> If a tag-production call fails (timeout/parse), the snapshot does NOT fail wholesale — those tags are absent-with-reason (“production failed”), rules needing them → couldn’t-check, and rules not depending on them still run. Graceful degradation of the structuring pass itself.</w:t>
+      </w:r>
+    </w:p>
+    <w:p>
+      <w:pPr>
+        <w:pStyle w:val="ListParagraph"/>
+        <w:numPr>
+          <w:ilvl w:val="0"/>
+          <w:numId w:val="1"/>
+        </w:numPr>
+        <w:spacing w:after="60" w:line="264"/>
+      </w:pPr>
+      <w:r>
+        <w:rPr>
+          <w:b/>
+          <w:bCs/>
+        </w:rPr>
+        <w:t xml:space="preserve">Findings survive across runs.</w:t>
+      </w:r>
+      <w:r>
+        <w:t xml:space="preserve"> A finding’s subject_key is built from STABLE tag values (durable ids/dates, not re-extracted amounts) so run N+1 recognises “the same finding” and can evolve it (open→satisfied when a gift letter arrives) or retire it (→no-longer-needed). Finding identity rests on tag stability.</w:t>
+      </w:r>
+    </w:p>
+    <w:p>
+      <w:pPr>
+        <w:pStyle w:val="ListParagraph"/>
+        <w:numPr>
+          <w:ilvl w:val="0"/>
+          <w:numId w:val="1"/>
+        </w:numPr>
+        <w:spacing w:after="60" w:line="264"/>
+      </w:pPr>
+      <w:r>
+        <w:rPr>
+          <w:b/>
+          <w:bCs/>
+        </w:rPr>
+        <w:t xml:space="preserve">Raw-layer trust (documented limitation).</w:t>
+      </w:r>
+      <w:r>
+        <w:t xml:space="preserve"> The raw layer is itself AI-extracted and can contain extraction errors a faithfully-sourced tag will inherit. Deferred: a future raw-layer contradiction audit (balances reconcile, cross-document facts agree). Noted so provenance is not mistaken for ground-truth.</w:t>
+      </w:r>
+    </w:p>
+    <w:p>
+      <w:pPr>
+        <w:spacing w:after="60" w:before="120"/>
+      </w:pPr>
+      <w:r>
+        <w:rPr>
+          <w:b/>
+          <w:bCs/>
+          <w:color w:val="1D4E89"/>
+          <w:sz w:val="24"/>
+          <w:szCs w:val="24"/>
+        </w:rPr>
+        <w:t xml:space="preserve">The unbounded real world — the observation channel</w:t>
+      </w:r>
+    </w:p>
+    <w:p>
+      <w:pPr>
+        <w:spacing w:after="120" w:line="276"/>
+      </w:pPr>
+      <w:r>
+        <w:t xml:space="preserve">The tag vocabulary cannot enumerate every document type (gift letters, divorce decrees, trust agreements…). Resolution is neither a fixed vocabulary nor AI free-inventing tags (which would break the queryable contract). When the AI meets something not in the vocabulary it records a </w:t>
+      </w:r>
+      <w:r>
+        <w:rPr>
+          <w:b/>
+          <w:bCs/>
+        </w:rPr>
+        <w:t xml:space="preserve">structured observation</w:t>
+      </w:r>
+      <w:r>
+        <w:t xml:space="preserve"> — a schemaless-but-structured envelope (about / type / value / structured / relates_to / confidence / reasoning / needs_tag) — never inventing a formal tag, never dropping the information. An observation that relates to a finding FAILS CLOSED to human review (useful day one). Recurring observation types are logged as GRADUATION CANDIDATES; a human (with Priya) formalises them into governed tags + a deterministic rule, after which the case is fully automated. Extensible (AI observes anything), governed (only humans create formal tags), self-improving (production frequency ranks what to formalise next). Observations INFORM humans and graduation; only governed tags drive automated resolution — that boundary keeps extensibility from becoming a false-green vector.</w:t>
+      </w:r>
+    </w:p>
+    <w:p>
+      <w:pPr>
+        <w:spacing w:after="60" w:before="120"/>
+      </w:pPr>
+      <w:r>
+        <w:rPr>
+          <w:b/>
+          <w:bCs/>
+          <w:color w:val="1D4E89"/>
+          <w:sz w:val="24"/>
+          <w:szCs w:val="24"/>
+        </w:rPr>
+        <w:t xml:space="preserve">Storage — how rules and tags live in the system</w:t>
+      </w:r>
+    </w:p>
+    <w:p>
+      <w:pPr>
+        <w:pStyle w:val="ListParagraph"/>
+        <w:numPr>
+          <w:ilvl w:val="0"/>
+          <w:numId w:val="1"/>
+        </w:numPr>
+        <w:spacing w:after="60" w:line="264"/>
+      </w:pPr>
+      <w:r>
+        <w:rPr>
+          <w:b/>
+          <w:bCs/>
+        </w:rPr>
+        <w:t xml:space="preserve">Rule specs → version-controlled FILES.</w:t>
+      </w:r>
+      <w:r>
+        <w:t xml:space="preserve"> One spec file per rule (behind load_rule_spec), declaring: criteria, applicability, REQUIRED TAGS, kind, reference_values (Priya-validated thresholds), confidence floor, evidence_required. Rationale: specs are regulatory thresholds needing an audit trail and Priya sign-off, and git history IS that audit trail (which PR changed which threshold, when, approved by whom). Priya reviews/approves, a developer commits. Files &gt; DB for this.</w:t>
+      </w:r>
+    </w:p>
+    <w:p>
+      <w:pPr>
+        <w:pStyle w:val="ListParagraph"/>
+        <w:numPr>
+          <w:ilvl w:val="0"/>
+          <w:numId w:val="1"/>
+        </w:numPr>
+        <w:spacing w:after="60" w:line="264"/>
+      </w:pPr>
+      <w:r>
+        <w:rPr>
+          <w:b/>
+          <w:bCs/>
+        </w:rPr>
+        <w:t xml:space="preserve">Tag VOCABULARY → version-controlled file (the registry).</w:t>
+      </w:r>
+      <w:r>
+        <w:t xml:space="preserve"> The definition of every tag (name, entity, type/allowed-values, description, depends_on, tag_role) is a governed, versioned file — the contract between the structuring layer and the rules. Additive-only; never redefine a tag’s meaning. CI consistency checks (future): every tag a rule reads is produced; no dead tags; allowed-values match; depends_on is a valid DAG.</w:t>
+      </w:r>
+    </w:p>
+    <w:p>
+      <w:pPr>
+        <w:pStyle w:val="ListParagraph"/>
+        <w:numPr>
+          <w:ilvl w:val="0"/>
+          <w:numId w:val="1"/>
+        </w:numPr>
+        <w:spacing w:after="60" w:line="264"/>
+      </w:pPr>
+      <w:r>
+        <w:rPr>
+          <w:b/>
+          <w:bCs/>
+        </w:rPr>
+        <w:t xml:space="preserve">Tag VALUES (per loan file) → in the snapshot artifact, in the DB.</w:t>
+      </w:r>
+      <w:r>
+        <w:t xml:space="preserve"> The produced tag values live in the tags layer of the frozen snapshot, persisted as the immutable per-run JSON blob (Stage 1’s persistence). Vocabulary = the schema (files); tag values = the data (snapshot rows). Rule specs = the policy (files); findings = the results (DB).</w:t>
+      </w:r>
+    </w:p>
+    <w:p>
+      <w:pPr>
+        <w:pStyle w:val="ListParagraph"/>
+        <w:numPr>
+          <w:ilvl w:val="0"/>
+          <w:numId w:val="1"/>
+        </w:numPr>
+        <w:spacing w:after="60" w:line="264"/>
+      </w:pPr>
+      <w:r>
+        <w:rPr>
+          <w:b/>
+          <w:bCs/>
+        </w:rPr>
+        <w:t xml:space="preserve">Observations + graduation log → DB.</w:t>
+      </w:r>
+      <w:r>
+        <w:t xml:space="preserve"> Structured observations are stored per run (they relate to findings); the graduation-candidate frequency log is a running DB tally that ranks which unknowns to formalise next.</w:t>
+      </w:r>
+    </w:p>
+    <w:p>
+      <w:pPr>
+        <w:pStyle w:val="ListParagraph"/>
+        <w:numPr>
+          <w:ilvl w:val="0"/>
+          <w:numId w:val="1"/>
+        </w:numPr>
+        <w:spacing w:after="60" w:line="264"/>
+      </w:pPr>
+      <w:r>
+        <w:rPr>
+          <w:b/>
+          <w:bCs/>
+        </w:rPr>
+        <w:t xml:space="preserve">The clean separation:</w:t>
+      </w:r>
+      <w:r>
+        <w:t xml:space="preserve"> SCHEMA/POLICY (tag vocabulary + rule specs) lives in git as files — human-governed, audit-trailed, Priya-signed. DATA/RESULTS (tag values in snapshots, findings, observations) lives in the DB — per loan file, per run, immutable. Neither is a substitute for the other.</w:t>
       </w:r>
     </w:p>
     <w:p>
